--- a/src/briefloop/template_assets/general-report-zh-t5.docx
+++ b/src/briefloop/template_assets/general-report-zh-t5.docx
@@ -172,15 +172,15 @@
     <w:tbl>
       <w:tblPr>
         <w:tblW w:type="auto" w:w="0"/>
-        <w:tblLook w:firstColumn="1" w:firstRow="1" w:lastColumn="0" w:lastRow="0" w:noHBand="0" w:noVBand="1" w:val="04A0"/>
         <w:tblBorders>
           <w:top w:val="single" w:sz="12" w:color="1E2320"/>
+          <w:left w:val="none" w:sz="0" w:color="1E2320"/>
           <w:bottom w:val="single" w:sz="12" w:color="1E2320"/>
-          <w:left w:val="none" w:sz="0" w:color="1E2320"/>
           <w:right w:val="none" w:sz="0" w:color="1E2320"/>
           <w:insideH w:val="none" w:sz="0" w:color="1E2320"/>
           <w:insideV w:val="none" w:sz="0" w:color="1E2320"/>
         </w:tblBorders>
+        <w:tblLook w:firstColumn="1" w:firstRow="1" w:lastColumn="0" w:lastRow="0" w:noHBand="0" w:noVBand="1" w:val="04A0"/>
       </w:tblPr>
       <w:tblGrid>
         <w:gridCol w:w="2880"/>
@@ -372,10 +372,10 @@
   <w:p>
     <w:pPr>
       <w:pStyle w:val="Header"/>
-      <w:jc w:val="right"/>
       <w:pBdr>
         <w:bottom w:val="single" w:sz="4" w:color="DEDFD8" w:space="4"/>
       </w:pBdr>
+      <w:jc w:val="right"/>
     </w:pPr>
     <w:r>
       <w:rPr>
@@ -817,11 +817,11 @@
     <w:pPr>
       <w:keepNext/>
       <w:keepLines/>
-      <w:spacing w:before="480" w:after="0"/>
-      <w:outlineLvl w:val="0"/>
       <w:pBdr>
         <w:bottom w:val="single" w:sz="6" w:color="8A9089" w:space="4"/>
       </w:pBdr>
+      <w:spacing w:before="480" w:after="0"/>
+      <w:outlineLvl w:val="0"/>
     </w:pPr>
     <w:rPr>
       <w:rFonts w:asciiTheme="majorHAnsi" w:eastAsiaTheme="majorEastAsia" w:hAnsiTheme="majorHAnsi" w:cstheme="majorBidi" w:ascii="Arial" w:hAnsi="Arial" w:eastAsia="微软雅黑"/>
